--- a/Coding 1 - year/Unit 1 - Intro to Programming/Daily Lesson Plans/Word/Day 16.docx
+++ b/Coding 1 - year/Unit 1 - Intro to Programming/Daily Lesson Plans/Word/Day 16.docx
@@ -50,12 +50,15 @@
               </w:rPr>
               <w:t xml:space="preserve">Coding I — Full Year</w:t>
             </w:r>
-          </w:p>
-          <w:p>
-            <w:pPr>
-              <w:spacing w:before="40"/>
-              <w:jc w:val="center"/>
-            </w:pPr>
+            <w:r>
+              <w:rPr>
+                <w:rFonts w:ascii="Arial" w:cs="Arial" w:eastAsia="Arial" w:hAnsi="Arial"/>
+                <w:sz w:val="16"/>
+                <w:szCs w:val="16"/>
+              </w:rPr>
+              <w:br/>
+              <w:t xml:space="preserve"/>
+            </w:r>
             <w:r>
               <w:rPr>
                 <w:rFonts w:ascii="Arial" w:cs="Arial" w:eastAsia="Arial" w:hAnsi="Arial"/>
@@ -83,7 +86,7 @@
           <w:rFonts w:ascii="Arial" w:cs="Arial" w:eastAsia="Arial" w:hAnsi="Arial"/>
           <w:b/>
           <w:bCs/>
-          <w:color w:val="1F3864"/>
+          <w:color w:val="2B5797"/>
           <w:sz w:val="32"/>
           <w:szCs w:val="32"/>
         </w:rPr>
@@ -261,9 +264,9 @@
               <w:right w:val="single" w:color="CCCCCC" w:sz="1"/>
             </w:tcBorders>
             <w:tcMar>
-              <w:top w:type="dxa" w:w="60"/>
+              <w:top w:type="dxa" w:w="80"/>
               <w:left w:type="dxa" w:w="120"/>
-              <w:bottom w:type="dxa" w:w="60"/>
+              <w:bottom w:type="dxa" w:w="80"/>
               <w:right w:type="dxa" w:w="120"/>
             </w:tcMar>
           </w:tcPr>
@@ -290,20 +293,147 @@
               <w:right w:val="single" w:color="CCCCCC" w:sz="1"/>
             </w:tcBorders>
             <w:tcMar>
-              <w:top w:type="dxa" w:w="60"/>
+              <w:top w:type="dxa" w:w="80"/>
               <w:left w:type="dxa" w:w="120"/>
-              <w:bottom w:type="dxa" w:w="60"/>
+              <w:bottom w:type="dxa" w:w="80"/>
               <w:right w:type="dxa" w:w="120"/>
             </w:tcMar>
           </w:tcPr>
           <w:p>
-            <w:r>
-              <w:rPr>
-                <w:rFonts w:ascii="Arial" w:cs="Arial" w:eastAsia="Arial" w:hAnsi="Arial"/>
-                <w:sz w:val="20"/>
-                <w:szCs w:val="20"/>
+            <w:pPr>
+              <w:spacing w:after="80" w:before="80"/>
+            </w:pPr>
+            <w:r>
+              <w:rPr>
+                <w:rFonts w:ascii="Arial" w:cs="Arial" w:eastAsia="Arial" w:hAnsi="Arial"/>
+                <w:b/>
+                <w:bCs/>
+                <w:i w:val="false"/>
+                <w:iCs w:val="false"/>
+                <w:color w:val="000000"/>
+                <w:sz w:val="22"/>
+                <w:szCs w:val="22"/>
               </w:rPr>
               <w:t xml:space="preserve">Bell Ringer / Review</w:t>
+            </w:r>
+            <w:r>
+              <w:rPr>
+                <w:rFonts w:ascii="Arial" w:cs="Arial" w:eastAsia="Arial" w:hAnsi="Arial"/>
+                <w:sz w:val="20"/>
+                <w:szCs w:val="20"/>
+              </w:rPr>
+              <w:br/>
+              <w:t xml:space="preserve"/>
+            </w:r>
+            <w:r>
+              <w:rPr>
+                <w:rFonts w:ascii="Arial" w:cs="Arial" w:eastAsia="Arial" w:hAnsi="Arial"/>
+                <w:sz w:val="20"/>
+                <w:szCs w:val="20"/>
+              </w:rPr>
+              <w:br/>
+              <w:t xml:space="preserve"/>
+            </w:r>
+            <w:r>
+              <w:rPr>
+                <w:rFonts w:ascii="Arial" w:cs="Arial" w:eastAsia="Arial" w:hAnsi="Arial"/>
+                <w:b/>
+                <w:bCs/>
+                <w:i w:val="false"/>
+                <w:iCs w:val="false"/>
+                <w:color w:val="000000"/>
+                <w:sz w:val="20"/>
+                <w:szCs w:val="20"/>
+              </w:rPr>
+              <w:t xml:space="preserve">Quick Write </w:t>
+            </w:r>
+            <w:r>
+              <w:rPr>
+                <w:rFonts w:ascii="Arial" w:cs="Arial" w:eastAsia="Arial" w:hAnsi="Arial"/>
+                <w:b w:val="false"/>
+                <w:bCs w:val="false"/>
+                <w:i w:val="false"/>
+                <w:iCs w:val="false"/>
+                <w:color w:val="000000"/>
+                <w:sz w:val="20"/>
+                <w:szCs w:val="20"/>
+              </w:rPr>
+              <w:t xml:space="preserve">(3 min — written or verbal):</w:t>
+            </w:r>
+            <w:r>
+              <w:rPr>
+                <w:rFonts w:ascii="Arial" w:cs="Arial" w:eastAsia="Arial" w:hAnsi="Arial"/>
+                <w:sz w:val="20"/>
+                <w:szCs w:val="20"/>
+              </w:rPr>
+              <w:br/>
+              <w:t xml:space="preserve"/>
+            </w:r>
+            <w:r>
+              <w:rPr>
+                <w:rFonts w:ascii="Arial" w:cs="Arial" w:eastAsia="Arial" w:hAnsi="Arial"/>
+                <w:b w:val="false"/>
+                <w:bCs w:val="false"/>
+                <w:i w:val="false"/>
+                <w:iCs w:val="false"/>
+                <w:color w:val="000000"/>
+                <w:sz w:val="20"/>
+                <w:szCs w:val="20"/>
+              </w:rPr>
+              <w:t xml:space="preserve">    What do you already know about how to apply the 5-step software development process to plan and code programs?</w:t>
+            </w:r>
+            <w:r>
+              <w:rPr>
+                <w:rFonts w:ascii="Arial" w:cs="Arial" w:eastAsia="Arial" w:hAnsi="Arial"/>
+                <w:sz w:val="20"/>
+                <w:szCs w:val="20"/>
+              </w:rPr>
+              <w:br/>
+              <w:t xml:space="preserve"/>
+            </w:r>
+            <w:r>
+              <w:rPr>
+                <w:rFonts w:ascii="Arial" w:cs="Arial" w:eastAsia="Arial" w:hAnsi="Arial"/>
+                <w:sz w:val="20"/>
+                <w:szCs w:val="20"/>
+              </w:rPr>
+              <w:br/>
+              <w:t xml:space="preserve"/>
+            </w:r>
+            <w:r>
+              <w:rPr>
+                <w:rFonts w:ascii="Arial" w:cs="Arial" w:eastAsia="Arial" w:hAnsi="Arial"/>
+                <w:b w:val="false"/>
+                <w:bCs w:val="false"/>
+                <w:i/>
+                <w:iCs/>
+                <w:color w:val="444444"/>
+                <w:sz w:val="20"/>
+                <w:szCs w:val="20"/>
+              </w:rPr>
+              <w:t xml:space="preserve">Today's Goal: By the end of class you will be able to apply the 5-step software development process to plan and code programs.</w:t>
+            </w:r>
+            <w:r>
+              <w:rPr>
+                <w:rFonts w:ascii="Arial" w:cs="Arial" w:eastAsia="Arial" w:hAnsi="Arial"/>
+                <w:sz w:val="20"/>
+                <w:szCs w:val="20"/>
+              </w:rPr>
+              <w:br/>
+              <w:t xml:space="preserve"/>
+            </w:r>
+            <w:r>
+              <w:rPr>
+                <w:rFonts w:ascii="Arial" w:cs="Arial" w:eastAsia="Arial" w:hAnsi="Arial"/>
+                <w:b w:val="false"/>
+                <w:bCs w:val="false"/>
+                <w:i/>
+                <w:iCs/>
+                <w:color w:val="555555"/>
+                <w:sz w:val="20"/>
+                <w:szCs w:val="20"/>
+              </w:rPr>
+              <w:t xml:space="preserve">→ Pair-share your response, then 2–3 students share with the class.</w:t>
             </w:r>
           </w:p>
         </w:tc>
@@ -319,9 +449,9 @@
               <w:right w:val="single" w:color="CCCCCC" w:sz="1"/>
             </w:tcBorders>
             <w:tcMar>
-              <w:top w:type="dxa" w:w="60"/>
+              <w:top w:type="dxa" w:w="80"/>
               <w:left w:type="dxa" w:w="120"/>
-              <w:bottom w:type="dxa" w:w="60"/>
+              <w:bottom w:type="dxa" w:w="80"/>
               <w:right w:type="dxa" w:w="120"/>
             </w:tcMar>
           </w:tcPr>
@@ -348,20 +478,424 @@
               <w:right w:val="single" w:color="CCCCCC" w:sz="1"/>
             </w:tcBorders>
             <w:tcMar>
-              <w:top w:type="dxa" w:w="60"/>
+              <w:top w:type="dxa" w:w="80"/>
               <w:left w:type="dxa" w:w="120"/>
-              <w:bottom w:type="dxa" w:w="60"/>
+              <w:bottom w:type="dxa" w:w="80"/>
               <w:right w:type="dxa" w:w="120"/>
             </w:tcMar>
           </w:tcPr>
           <w:p>
-            <w:r>
-              <w:rPr>
-                <w:rFonts w:ascii="Arial" w:cs="Arial" w:eastAsia="Arial" w:hAnsi="Arial"/>
-                <w:sz w:val="20"/>
-                <w:szCs w:val="20"/>
-              </w:rPr>
-              <w:t xml:space="preserve">Mini Lesson: The 5-Step Software Development Process</w:t>
+            <w:pPr>
+              <w:spacing w:after="80" w:before="80"/>
+            </w:pPr>
+            <w:r>
+              <w:rPr>
+                <w:rFonts w:ascii="Arial" w:cs="Arial" w:eastAsia="Arial" w:hAnsi="Arial"/>
+                <w:b/>
+                <w:bCs/>
+                <w:i w:val="false"/>
+                <w:iCs w:val="false"/>
+                <w:color w:val="000000"/>
+                <w:sz w:val="22"/>
+                <w:szCs w:val="22"/>
+              </w:rPr>
+              <w:t xml:space="preserve">Mini Lesson: </w:t>
+            </w:r>
+            <w:r>
+              <w:rPr>
+                <w:rFonts w:ascii="Arial" w:cs="Arial" w:eastAsia="Arial" w:hAnsi="Arial"/>
+                <w:b w:val="false"/>
+                <w:bCs w:val="false"/>
+                <w:i w:val="false"/>
+                <w:iCs w:val="false"/>
+                <w:color w:val="000000"/>
+                <w:sz w:val="22"/>
+                <w:szCs w:val="22"/>
+              </w:rPr>
+              <w:t xml:space="preserve">The 5-Step Software Development Process</w:t>
+            </w:r>
+            <w:r>
+              <w:rPr>
+                <w:rFonts w:ascii="Arial" w:cs="Arial" w:eastAsia="Arial" w:hAnsi="Arial"/>
+                <w:sz w:val="20"/>
+                <w:szCs w:val="20"/>
+              </w:rPr>
+              <w:br/>
+              <w:t xml:space="preserve"/>
+            </w:r>
+            <w:r>
+              <w:rPr>
+                <w:rFonts w:ascii="Arial" w:cs="Arial" w:eastAsia="Arial" w:hAnsi="Arial"/>
+                <w:sz w:val="20"/>
+                <w:szCs w:val="20"/>
+              </w:rPr>
+              <w:br/>
+              <w:t xml:space="preserve"/>
+            </w:r>
+            <w:r>
+              <w:rPr>
+                <w:rFonts w:ascii="Arial" w:cs="Arial" w:eastAsia="Arial" w:hAnsi="Arial"/>
+                <w:b/>
+                <w:bCs/>
+                <w:i/>
+                <w:iCs/>
+                <w:color w:val="000000"/>
+                <w:sz w:val="20"/>
+                <w:szCs w:val="20"/>
+              </w:rPr>
+              <w:t xml:space="preserve">Learning Target: </w:t>
+            </w:r>
+            <w:r>
+              <w:rPr>
+                <w:rFonts w:ascii="Arial" w:cs="Arial" w:eastAsia="Arial" w:hAnsi="Arial"/>
+                <w:b w:val="false"/>
+                <w:bCs w:val="false"/>
+                <w:i/>
+                <w:iCs/>
+                <w:color w:val="333333"/>
+                <w:sz w:val="20"/>
+                <w:szCs w:val="20"/>
+              </w:rPr>
+              <w:t xml:space="preserve">I can apply the 5-step software development process to plan and code programs.</w:t>
+            </w:r>
+            <w:r>
+              <w:rPr>
+                <w:rFonts w:ascii="Arial" w:cs="Arial" w:eastAsia="Arial" w:hAnsi="Arial"/>
+                <w:sz w:val="20"/>
+                <w:szCs w:val="20"/>
+              </w:rPr>
+              <w:br/>
+              <w:t xml:space="preserve"/>
+            </w:r>
+            <w:r>
+              <w:rPr>
+                <w:rFonts w:ascii="Arial" w:cs="Arial" w:eastAsia="Arial" w:hAnsi="Arial"/>
+                <w:sz w:val="20"/>
+                <w:szCs w:val="20"/>
+              </w:rPr>
+              <w:br/>
+              <w:t xml:space="preserve"/>
+            </w:r>
+            <w:r>
+              <w:rPr>
+                <w:rFonts w:ascii="Arial" w:cs="Arial" w:eastAsia="Arial" w:hAnsi="Arial"/>
+                <w:b w:val="false"/>
+                <w:bCs w:val="false"/>
+                <w:i w:val="false"/>
+                <w:iCs w:val="false"/>
+                <w:color w:val="000000"/>
+                <w:sz w:val="20"/>
+                <w:szCs w:val="20"/>
+              </w:rPr>
+              <w:t xml:space="preserve">Professional programmers don't just sit down and start typing. They follow a systematic process:</w:t>
+            </w:r>
+            <w:r>
+              <w:rPr>
+                <w:rFonts w:ascii="Arial" w:cs="Arial" w:eastAsia="Arial" w:hAnsi="Arial"/>
+                <w:sz w:val="20"/>
+                <w:szCs w:val="20"/>
+              </w:rPr>
+              <w:br/>
+              <w:t xml:space="preserve"/>
+            </w:r>
+            <w:r>
+              <w:rPr>
+                <w:rFonts w:ascii="Arial" w:cs="Arial" w:eastAsia="Arial" w:hAnsi="Arial"/>
+                <w:b w:val="false"/>
+                <w:bCs w:val="false"/>
+                <w:i w:val="false"/>
+                <w:iCs w:val="false"/>
+                <w:color w:val="000000"/>
+                <w:sz w:val="20"/>
+                <w:szCs w:val="20"/>
+              </w:rPr>
+              <w:t xml:space="preserve">Step 5: Refine (Debug &amp; Improve)</w:t>
+            </w:r>
+            <w:r>
+              <w:rPr>
+                <w:rFonts w:ascii="Arial" w:cs="Arial" w:eastAsia="Arial" w:hAnsi="Arial"/>
+                <w:sz w:val="20"/>
+                <w:szCs w:val="20"/>
+              </w:rPr>
+              <w:br/>
+              <w:t xml:space="preserve"/>
+            </w:r>
+            <w:r>
+              <w:rPr>
+                <w:rFonts w:ascii="Arial" w:cs="Arial" w:eastAsia="Arial" w:hAnsi="Arial"/>
+                <w:sz w:val="20"/>
+                <w:szCs w:val="20"/>
+              </w:rPr>
+              <w:br/>
+              <w:t xml:space="preserve"/>
+            </w:r>
+            <w:r>
+              <w:rPr>
+                <w:rFonts w:ascii="Arial" w:cs="Arial" w:eastAsia="Arial" w:hAnsi="Arial"/>
+                <w:b/>
+                <w:bCs/>
+                <w:i w:val="false"/>
+                <w:iCs w:val="false"/>
+                <w:color w:val="000000"/>
+                <w:sz w:val="20"/>
+                <w:szCs w:val="20"/>
+              </w:rPr>
+              <w:t xml:space="preserve">Key Concepts:</w:t>
+            </w:r>
+            <w:r>
+              <w:rPr>
+                <w:rFonts w:ascii="Arial" w:cs="Arial" w:eastAsia="Arial" w:hAnsi="Arial"/>
+                <w:sz w:val="20"/>
+                <w:szCs w:val="20"/>
+              </w:rPr>
+              <w:br/>
+              <w:t xml:space="preserve"/>
+            </w:r>
+            <w:r>
+              <w:rPr>
+                <w:rFonts w:ascii="Arial" w:cs="Arial" w:eastAsia="Arial" w:hAnsi="Arial"/>
+                <w:b w:val="false"/>
+                <w:bCs w:val="false"/>
+                <w:i w:val="false"/>
+                <w:iCs w:val="false"/>
+                <w:color w:val="000000"/>
+                <w:sz w:val="20"/>
+                <w:szCs w:val="20"/>
+              </w:rPr>
+              <w:t xml:space="preserve">    • Understand the problem completely</w:t>
+            </w:r>
+            <w:r>
+              <w:rPr>
+                <w:rFonts w:ascii="Arial" w:cs="Arial" w:eastAsia="Arial" w:hAnsi="Arial"/>
+                <w:sz w:val="20"/>
+                <w:szCs w:val="20"/>
+              </w:rPr>
+              <w:br/>
+              <w:t xml:space="preserve"/>
+            </w:r>
+            <w:r>
+              <w:rPr>
+                <w:rFonts w:ascii="Arial" w:cs="Arial" w:eastAsia="Arial" w:hAnsi="Arial"/>
+                <w:b w:val="false"/>
+                <w:bCs w:val="false"/>
+                <w:i w:val="false"/>
+                <w:iCs w:val="false"/>
+                <w:color w:val="000000"/>
+                <w:sz w:val="20"/>
+                <w:szCs w:val="20"/>
+              </w:rPr>
+              <w:t xml:space="preserve">    • What are the inputs?</w:t>
+            </w:r>
+            <w:r>
+              <w:rPr>
+                <w:rFonts w:ascii="Arial" w:cs="Arial" w:eastAsia="Arial" w:hAnsi="Arial"/>
+                <w:sz w:val="20"/>
+                <w:szCs w:val="20"/>
+              </w:rPr>
+              <w:br/>
+              <w:t xml:space="preserve"/>
+            </w:r>
+            <w:r>
+              <w:rPr>
+                <w:rFonts w:ascii="Arial" w:cs="Arial" w:eastAsia="Arial" w:hAnsi="Arial"/>
+                <w:b w:val="false"/>
+                <w:bCs w:val="false"/>
+                <w:i w:val="false"/>
+                <w:iCs w:val="false"/>
+                <w:color w:val="000000"/>
+                <w:sz w:val="20"/>
+                <w:szCs w:val="20"/>
+              </w:rPr>
+              <w:t xml:space="preserve">    • What should the output be?</w:t>
+            </w:r>
+            <w:r>
+              <w:rPr>
+                <w:rFonts w:ascii="Arial" w:cs="Arial" w:eastAsia="Arial" w:hAnsi="Arial"/>
+                <w:sz w:val="20"/>
+                <w:szCs w:val="20"/>
+              </w:rPr>
+              <w:br/>
+              <w:t xml:space="preserve"/>
+            </w:r>
+            <w:r>
+              <w:rPr>
+                <w:rFonts w:ascii="Arial" w:cs="Arial" w:eastAsia="Arial" w:hAnsi="Arial"/>
+                <w:b w:val="false"/>
+                <w:bCs w:val="false"/>
+                <w:i w:val="false"/>
+                <w:iCs w:val="false"/>
+                <w:color w:val="000000"/>
+                <w:sz w:val="20"/>
+                <w:szCs w:val="20"/>
+              </w:rPr>
+              <w:t xml:space="preserve">    • Are there any constraints?</w:t>
+            </w:r>
+            <w:r>
+              <w:rPr>
+                <w:rFonts w:ascii="Arial" w:cs="Arial" w:eastAsia="Arial" w:hAnsi="Arial"/>
+                <w:sz w:val="20"/>
+                <w:szCs w:val="20"/>
+              </w:rPr>
+              <w:br/>
+              <w:t xml:space="preserve"/>
+            </w:r>
+            <w:r>
+              <w:rPr>
+                <w:rFonts w:ascii="Arial" w:cs="Arial" w:eastAsia="Arial" w:hAnsi="Arial"/>
+                <w:b w:val="false"/>
+                <w:bCs w:val="false"/>
+                <w:i w:val="false"/>
+                <w:iCs w:val="false"/>
+                <w:color w:val="000000"/>
+                <w:sz w:val="20"/>
+                <w:szCs w:val="20"/>
+              </w:rPr>
+              <w:t xml:space="preserve">    • Example: "Calculate the area of a rectangle. Input: length and width. Output: area."</w:t>
+            </w:r>
+            <w:r>
+              <w:rPr>
+                <w:rFonts w:ascii="Arial" w:cs="Arial" w:eastAsia="Arial" w:hAnsi="Arial"/>
+                <w:sz w:val="20"/>
+                <w:szCs w:val="20"/>
+              </w:rPr>
+              <w:br/>
+              <w:t xml:space="preserve"/>
+            </w:r>
+            <w:r>
+              <w:rPr>
+                <w:rFonts w:ascii="Arial" w:cs="Arial" w:eastAsia="Arial" w:hAnsi="Arial"/>
+                <w:b w:val="false"/>
+                <w:bCs w:val="false"/>
+                <w:i w:val="false"/>
+                <w:iCs w:val="false"/>
+                <w:color w:val="000000"/>
+                <w:sz w:val="20"/>
+                <w:szCs w:val="20"/>
+              </w:rPr>
+              <w:t xml:space="preserve">    • Break down the solution into steps</w:t>
+            </w:r>
+            <w:r>
+              <w:rPr>
+                <w:rFonts w:ascii="Arial" w:cs="Arial" w:eastAsia="Arial" w:hAnsi="Arial"/>
+                <w:sz w:val="20"/>
+                <w:szCs w:val="20"/>
+              </w:rPr>
+              <w:br/>
+              <w:t xml:space="preserve"/>
+            </w:r>
+            <w:r>
+              <w:rPr>
+                <w:rFonts w:ascii="Arial" w:cs="Arial" w:eastAsia="Arial" w:hAnsi="Arial"/>
+                <w:b w:val="false"/>
+                <w:bCs w:val="false"/>
+                <w:i w:val="false"/>
+                <w:iCs w:val="false"/>
+                <w:color w:val="000000"/>
+                <w:sz w:val="20"/>
+                <w:szCs w:val="20"/>
+              </w:rPr>
+              <w:t xml:space="preserve">    • Write pseudocode (English-like instructions, not code)</w:t>
+            </w:r>
+            <w:r>
+              <w:rPr>
+                <w:rFonts w:ascii="Arial" w:cs="Arial" w:eastAsia="Arial" w:hAnsi="Arial"/>
+                <w:sz w:val="20"/>
+                <w:szCs w:val="20"/>
+              </w:rPr>
+              <w:br/>
+              <w:t xml:space="preserve"/>
+            </w:r>
+            <w:r>
+              <w:rPr>
+                <w:rFonts w:ascii="Arial" w:cs="Arial" w:eastAsia="Arial" w:hAnsi="Arial"/>
+                <w:b w:val="false"/>
+                <w:bCs w:val="false"/>
+                <w:i w:val="false"/>
+                <w:iCs w:val="false"/>
+                <w:color w:val="000000"/>
+                <w:sz w:val="20"/>
+                <w:szCs w:val="20"/>
+              </w:rPr>
+              <w:t xml:space="preserve">    • Draw flowcharts if helpful</w:t>
+            </w:r>
+            <w:r>
+              <w:rPr>
+                <w:rFonts w:ascii="Arial" w:cs="Arial" w:eastAsia="Arial" w:hAnsi="Arial"/>
+                <w:sz w:val="20"/>
+                <w:szCs w:val="20"/>
+              </w:rPr>
+              <w:br/>
+              <w:t xml:space="preserve"/>
+            </w:r>
+            <w:r>
+              <w:rPr>
+                <w:rFonts w:ascii="Arial" w:cs="Arial" w:eastAsia="Arial" w:hAnsi="Arial"/>
+                <w:sz w:val="20"/>
+                <w:szCs w:val="20"/>
+              </w:rPr>
+              <w:br/>
+              <w:t xml:space="preserve"/>
+            </w:r>
+            <w:r>
+              <w:rPr>
+                <w:rFonts w:ascii="Arial" w:cs="Arial" w:eastAsia="Arial" w:hAnsi="Arial"/>
+                <w:b/>
+                <w:bCs/>
+                <w:i/>
+                <w:iCs/>
+                <w:color w:val="555555"/>
+                <w:sz w:val="20"/>
+                <w:szCs w:val="20"/>
+              </w:rPr>
+              <w:t xml:space="preserve">→ Live Demo — </w:t>
+            </w:r>
+            <w:r>
+              <w:rPr>
+                <w:rFonts w:ascii="Arial" w:cs="Arial" w:eastAsia="Arial" w:hAnsi="Arial"/>
+                <w:b w:val="false"/>
+                <w:bCs w:val="false"/>
+                <w:i/>
+                <w:iCs/>
+                <w:color w:val="555555"/>
+                <w:sz w:val="20"/>
+                <w:szCs w:val="20"/>
+              </w:rPr>
+              <w:t xml:space="preserve">type examples as students follow along in their own editor.</w:t>
+            </w:r>
+            <w:r>
+              <w:rPr>
+                <w:rFonts w:ascii="Arial" w:cs="Arial" w:eastAsia="Arial" w:hAnsi="Arial"/>
+                <w:sz w:val="20"/>
+                <w:szCs w:val="20"/>
+              </w:rPr>
+              <w:br/>
+              <w:t xml:space="preserve"/>
+            </w:r>
+            <w:r>
+              <w:rPr>
+                <w:rFonts w:ascii="Arial" w:cs="Arial" w:eastAsia="Arial" w:hAnsi="Arial"/>
+                <w:b/>
+                <w:bCs/>
+                <w:i/>
+                <w:iCs/>
+                <w:color w:val="555555"/>
+                <w:sz w:val="20"/>
+                <w:szCs w:val="20"/>
+              </w:rPr>
+              <w:t xml:space="preserve">→ Check for Understanding: </w:t>
+            </w:r>
+            <w:r>
+              <w:rPr>
+                <w:rFonts w:ascii="Arial" w:cs="Arial" w:eastAsia="Arial" w:hAnsi="Arial"/>
+                <w:b w:val="false"/>
+                <w:bCs w:val="false"/>
+                <w:i/>
+                <w:iCs/>
+                <w:color w:val="555555"/>
+                <w:sz w:val="20"/>
+                <w:szCs w:val="20"/>
+              </w:rPr>
+              <w:t xml:space="preserve">pause and cold-call: “Can someone explain what we just did in their own words?”</w:t>
             </w:r>
           </w:p>
         </w:tc>
@@ -377,9 +911,9 @@
               <w:right w:val="single" w:color="CCCCCC" w:sz="1"/>
             </w:tcBorders>
             <w:tcMar>
-              <w:top w:type="dxa" w:w="60"/>
+              <w:top w:type="dxa" w:w="80"/>
               <w:left w:type="dxa" w:w="120"/>
-              <w:bottom w:type="dxa" w:w="60"/>
+              <w:bottom w:type="dxa" w:w="80"/>
               <w:right w:type="dxa" w:w="120"/>
             </w:tcMar>
           </w:tcPr>
@@ -406,20 +940,90 @@
               <w:right w:val="single" w:color="CCCCCC" w:sz="1"/>
             </w:tcBorders>
             <w:tcMar>
-              <w:top w:type="dxa" w:w="60"/>
+              <w:top w:type="dxa" w:w="80"/>
               <w:left w:type="dxa" w:w="120"/>
-              <w:bottom w:type="dxa" w:w="60"/>
+              <w:bottom w:type="dxa" w:w="80"/>
               <w:right w:type="dxa" w:w="120"/>
             </w:tcMar>
           </w:tcPr>
           <w:p>
-            <w:r>
-              <w:rPr>
-                <w:rFonts w:ascii="Arial" w:cs="Arial" w:eastAsia="Arial" w:hAnsi="Arial"/>
-                <w:sz w:val="20"/>
-                <w:szCs w:val="20"/>
+            <w:pPr>
+              <w:spacing w:after="80" w:before="80"/>
+            </w:pPr>
+            <w:r>
+              <w:rPr>
+                <w:rFonts w:ascii="Arial" w:cs="Arial" w:eastAsia="Arial" w:hAnsi="Arial"/>
+                <w:b/>
+                <w:bCs/>
+                <w:i w:val="false"/>
+                <w:iCs w:val="false"/>
+                <w:color w:val="000000"/>
+                <w:sz w:val="22"/>
+                <w:szCs w:val="22"/>
               </w:rPr>
               <w:t xml:space="preserve">Guided Practice</w:t>
+            </w:r>
+            <w:r>
+              <w:rPr>
+                <w:rFonts w:ascii="Arial" w:cs="Arial" w:eastAsia="Arial" w:hAnsi="Arial"/>
+                <w:sz w:val="20"/>
+                <w:szCs w:val="20"/>
+              </w:rPr>
+              <w:br/>
+              <w:t xml:space="preserve"/>
+            </w:r>
+            <w:r>
+              <w:rPr>
+                <w:rFonts w:ascii="Arial" w:cs="Arial" w:eastAsia="Arial" w:hAnsi="Arial"/>
+                <w:sz w:val="20"/>
+                <w:szCs w:val="20"/>
+              </w:rPr>
+              <w:br/>
+              <w:t xml:space="preserve"/>
+            </w:r>
+            <w:r>
+              <w:rPr>
+                <w:rFonts w:ascii="Arial" w:cs="Arial" w:eastAsia="Arial" w:hAnsi="Arial"/>
+                <w:b w:val="false"/>
+                <w:bCs w:val="false"/>
+                <w:i w:val="false"/>
+                <w:iCs w:val="false"/>
+                <w:color w:val="000000"/>
+                <w:sz w:val="20"/>
+                <w:szCs w:val="20"/>
+              </w:rPr>
+              <w:t xml:space="preserve">Follow the 5-step process to create a BMI calculator:</w:t>
+            </w:r>
+            <w:r>
+              <w:rPr>
+                <w:rFonts w:ascii="Arial" w:cs="Arial" w:eastAsia="Arial" w:hAnsi="Arial"/>
+                <w:sz w:val="20"/>
+                <w:szCs w:val="20"/>
+              </w:rPr>
+              <w:br/>
+              <w:t xml:space="preserve"/>
+            </w:r>
+            <w:r>
+              <w:rPr>
+                <w:rFonts w:ascii="Arial" w:cs="Arial" w:eastAsia="Arial" w:hAnsi="Arial"/>
+                <w:sz w:val="20"/>
+                <w:szCs w:val="20"/>
+              </w:rPr>
+              <w:br/>
+              <w:t xml:space="preserve"/>
+            </w:r>
+            <w:r>
+              <w:rPr>
+                <w:rFonts w:ascii="Arial" w:cs="Arial" w:eastAsia="Arial" w:hAnsi="Arial"/>
+                <w:b w:val="false"/>
+                <w:bCs w:val="false"/>
+                <w:i/>
+                <w:iCs/>
+                <w:color w:val="555555"/>
+                <w:sz w:val="20"/>
+                <w:szCs w:val="20"/>
+              </w:rPr>
+              <w:t xml:space="preserve">→ Teacher models — students try alongside, then compare results.</w:t>
             </w:r>
           </w:p>
         </w:tc>
@@ -435,9 +1039,9 @@
               <w:right w:val="single" w:color="CCCCCC" w:sz="1"/>
             </w:tcBorders>
             <w:tcMar>
-              <w:top w:type="dxa" w:w="60"/>
+              <w:top w:type="dxa" w:w="80"/>
               <w:left w:type="dxa" w:w="120"/>
-              <w:bottom w:type="dxa" w:w="60"/>
+              <w:bottom w:type="dxa" w:w="80"/>
               <w:right w:type="dxa" w:w="120"/>
             </w:tcMar>
           </w:tcPr>
@@ -450,7 +1054,7 @@
                 <w:sz w:val="20"/>
                 <w:szCs w:val="20"/>
               </w:rPr>
-              <w:t xml:space="preserve">15-20 min</w:t>
+              <w:t xml:space="preserve">15–20 min</w:t>
             </w:r>
           </w:p>
         </w:tc>
@@ -464,20 +1068,164 @@
               <w:right w:val="single" w:color="CCCCCC" w:sz="1"/>
             </w:tcBorders>
             <w:tcMar>
-              <w:top w:type="dxa" w:w="60"/>
+              <w:top w:type="dxa" w:w="80"/>
               <w:left w:type="dxa" w:w="120"/>
-              <w:bottom w:type="dxa" w:w="60"/>
+              <w:bottom w:type="dxa" w:w="80"/>
               <w:right w:type="dxa" w:w="120"/>
             </w:tcMar>
           </w:tcPr>
           <w:p>
-            <w:r>
-              <w:rPr>
-                <w:rFonts w:ascii="Arial" w:cs="Arial" w:eastAsia="Arial" w:hAnsi="Arial"/>
-                <w:sz w:val="20"/>
-                <w:szCs w:val="20"/>
+            <w:pPr>
+              <w:spacing w:after="80" w:before="80"/>
+            </w:pPr>
+            <w:r>
+              <w:rPr>
+                <w:rFonts w:ascii="Arial" w:cs="Arial" w:eastAsia="Arial" w:hAnsi="Arial"/>
+                <w:b/>
+                <w:bCs/>
+                <w:i w:val="false"/>
+                <w:iCs w:val="false"/>
+                <w:color w:val="000000"/>
+                <w:sz w:val="22"/>
+                <w:szCs w:val="22"/>
               </w:rPr>
               <w:t xml:space="preserve">Independent Practice / Code Along</w:t>
+            </w:r>
+            <w:r>
+              <w:rPr>
+                <w:rFonts w:ascii="Arial" w:cs="Arial" w:eastAsia="Arial" w:hAnsi="Arial"/>
+                <w:sz w:val="20"/>
+                <w:szCs w:val="20"/>
+              </w:rPr>
+              <w:br/>
+              <w:t xml:space="preserve"/>
+            </w:r>
+            <w:r>
+              <w:rPr>
+                <w:rFonts w:ascii="Arial" w:cs="Arial" w:eastAsia="Arial" w:hAnsi="Arial"/>
+                <w:b/>
+                <w:bCs/>
+                <w:i w:val="false"/>
+                <w:iCs w:val="false"/>
+                <w:color w:val="000000"/>
+                <w:sz w:val="20"/>
+                <w:szCs w:val="20"/>
+              </w:rPr>
+              <w:t xml:space="preserve">    Beginner: </w:t>
+            </w:r>
+            <w:r>
+              <w:rPr>
+                <w:rFonts w:ascii="Arial" w:cs="Arial" w:eastAsia="Arial" w:hAnsi="Arial"/>
+                <w:b w:val="false"/>
+                <w:bCs w:val="false"/>
+                <w:i w:val="false"/>
+                <w:iCs w:val="false"/>
+                <w:color w:val="000000"/>
+                <w:sz w:val="20"/>
+                <w:szCs w:val="20"/>
+              </w:rPr>
+              <w:t xml:space="preserve">Follow the 5-step process to create a celsius-to-fahrenheit converter. F = C × 9/5 + 32</w:t>
+            </w:r>
+            <w:r>
+              <w:rPr>
+                <w:rFonts w:ascii="Arial" w:cs="Arial" w:eastAsia="Arial" w:hAnsi="Arial"/>
+                <w:sz w:val="20"/>
+                <w:szCs w:val="20"/>
+              </w:rPr>
+              <w:br/>
+              <w:t xml:space="preserve"/>
+            </w:r>
+            <w:r>
+              <w:rPr>
+                <w:rFonts w:ascii="Arial" w:cs="Arial" w:eastAsia="Arial" w:hAnsi="Arial"/>
+                <w:b/>
+                <w:bCs/>
+                <w:i w:val="false"/>
+                <w:iCs w:val="false"/>
+                <w:color w:val="000000"/>
+                <w:sz w:val="20"/>
+                <w:szCs w:val="20"/>
+              </w:rPr>
+              <w:t xml:space="preserve">    Intermediate: </w:t>
+            </w:r>
+            <w:r>
+              <w:rPr>
+                <w:rFonts w:ascii="Arial" w:cs="Arial" w:eastAsia="Arial" w:hAnsi="Arial"/>
+                <w:b w:val="false"/>
+                <w:bCs w:val="false"/>
+                <w:i w:val="false"/>
+                <w:iCs w:val="false"/>
+                <w:color w:val="000000"/>
+                <w:sz w:val="20"/>
+                <w:szCs w:val="20"/>
+              </w:rPr>
+              <w:t xml:space="preserve">Follow the 5-step process to create a simple savings calculator. Ask for starting balance, monthly savings, and months. Calculate total.…</w:t>
+            </w:r>
+            <w:r>
+              <w:rPr>
+                <w:rFonts w:ascii="Arial" w:cs="Arial" w:eastAsia="Arial" w:hAnsi="Arial"/>
+                <w:sz w:val="20"/>
+                <w:szCs w:val="20"/>
+              </w:rPr>
+              <w:br/>
+              <w:t xml:space="preserve"/>
+            </w:r>
+            <w:r>
+              <w:rPr>
+                <w:rFonts w:ascii="Arial" w:cs="Arial" w:eastAsia="Arial" w:hAnsi="Arial"/>
+                <w:b/>
+                <w:bCs/>
+                <w:i w:val="false"/>
+                <w:iCs w:val="false"/>
+                <w:color w:val="000000"/>
+                <w:sz w:val="20"/>
+                <w:szCs w:val="20"/>
+              </w:rPr>
+              <w:t xml:space="preserve">    Challenge: </w:t>
+            </w:r>
+            <w:r>
+              <w:rPr>
+                <w:rFonts w:ascii="Arial" w:cs="Arial" w:eastAsia="Arial" w:hAnsi="Arial"/>
+                <w:b w:val="false"/>
+                <w:bCs w:val="false"/>
+                <w:i w:val="false"/>
+                <w:iCs w:val="false"/>
+                <w:color w:val="000000"/>
+                <w:sz w:val="20"/>
+                <w:szCs w:val="20"/>
+              </w:rPr>
+              <w:t xml:space="preserve">Follow the 5-step process to create a percentage grade calculator. Ask for points earned and points possible. Calculate percentage and assig…</w:t>
+            </w:r>
+            <w:r>
+              <w:rPr>
+                <w:rFonts w:ascii="Arial" w:cs="Arial" w:eastAsia="Arial" w:hAnsi="Arial"/>
+                <w:sz w:val="20"/>
+                <w:szCs w:val="20"/>
+              </w:rPr>
+              <w:br/>
+              <w:t xml:space="preserve"/>
+            </w:r>
+            <w:r>
+              <w:rPr>
+                <w:rFonts w:ascii="Arial" w:cs="Arial" w:eastAsia="Arial" w:hAnsi="Arial"/>
+                <w:sz w:val="20"/>
+                <w:szCs w:val="20"/>
+              </w:rPr>
+              <w:br/>
+              <w:t xml:space="preserve"/>
+            </w:r>
+            <w:r>
+              <w:rPr>
+                <w:rFonts w:ascii="Arial" w:cs="Arial" w:eastAsia="Arial" w:hAnsi="Arial"/>
+                <w:b w:val="false"/>
+                <w:bCs w:val="false"/>
+                <w:i/>
+                <w:iCs/>
+                <w:color w:val="555555"/>
+                <w:sz w:val="20"/>
+                <w:szCs w:val="20"/>
+              </w:rPr>
+              <w:t xml:space="preserve">→ Teacher circulates — offer hints, check for understanding.</w:t>
             </w:r>
           </w:p>
         </w:tc>
@@ -493,9 +1241,9 @@
               <w:right w:val="single" w:color="CCCCCC" w:sz="1"/>
             </w:tcBorders>
             <w:tcMar>
-              <w:top w:type="dxa" w:w="60"/>
+              <w:top w:type="dxa" w:w="80"/>
               <w:left w:type="dxa" w:w="120"/>
-              <w:bottom w:type="dxa" w:w="60"/>
+              <w:bottom w:type="dxa" w:w="80"/>
               <w:right w:type="dxa" w:w="120"/>
             </w:tcMar>
           </w:tcPr>
@@ -522,20 +1270,90 @@
               <w:right w:val="single" w:color="CCCCCC" w:sz="1"/>
             </w:tcBorders>
             <w:tcMar>
-              <w:top w:type="dxa" w:w="60"/>
+              <w:top w:type="dxa" w:w="80"/>
               <w:left w:type="dxa" w:w="120"/>
-              <w:bottom w:type="dxa" w:w="60"/>
+              <w:bottom w:type="dxa" w:w="80"/>
               <w:right w:type="dxa" w:w="120"/>
             </w:tcMar>
           </w:tcPr>
           <w:p>
-            <w:r>
-              <w:rPr>
-                <w:rFonts w:ascii="Arial" w:cs="Arial" w:eastAsia="Arial" w:hAnsi="Arial"/>
-                <w:sz w:val="20"/>
-                <w:szCs w:val="20"/>
+            <w:pPr>
+              <w:spacing w:after="80" w:before="80"/>
+            </w:pPr>
+            <w:r>
+              <w:rPr>
+                <w:rFonts w:ascii="Arial" w:cs="Arial" w:eastAsia="Arial" w:hAnsi="Arial"/>
+                <w:b/>
+                <w:bCs/>
+                <w:i w:val="false"/>
+                <w:iCs w:val="false"/>
+                <w:color w:val="000000"/>
+                <w:sz w:val="22"/>
+                <w:szCs w:val="22"/>
               </w:rPr>
               <w:t xml:space="preserve">Exit Ticket / Wrap-Up</w:t>
+            </w:r>
+            <w:r>
+              <w:rPr>
+                <w:rFonts w:ascii="Arial" w:cs="Arial" w:eastAsia="Arial" w:hAnsi="Arial"/>
+                <w:sz w:val="20"/>
+                <w:szCs w:val="20"/>
+              </w:rPr>
+              <w:br/>
+              <w:t xml:space="preserve"/>
+            </w:r>
+            <w:r>
+              <w:rPr>
+                <w:rFonts w:ascii="Arial" w:cs="Arial" w:eastAsia="Arial" w:hAnsi="Arial"/>
+                <w:sz w:val="20"/>
+                <w:szCs w:val="20"/>
+              </w:rPr>
+              <w:br/>
+              <w:t xml:space="preserve"/>
+            </w:r>
+            <w:r>
+              <w:rPr>
+                <w:rFonts w:ascii="Arial" w:cs="Arial" w:eastAsia="Arial" w:hAnsi="Arial"/>
+                <w:b w:val="false"/>
+                <w:bCs w:val="false"/>
+                <w:i w:val="false"/>
+                <w:iCs w:val="false"/>
+                <w:color w:val="000000"/>
+                <w:sz w:val="20"/>
+                <w:szCs w:val="20"/>
+              </w:rPr>
+              <w:t xml:space="preserve">Quick Check: Apply the 5-step software development process to plan and code programs?</w:t>
+            </w:r>
+            <w:r>
+              <w:rPr>
+                <w:rFonts w:ascii="Arial" w:cs="Arial" w:eastAsia="Arial" w:hAnsi="Arial"/>
+                <w:sz w:val="20"/>
+                <w:szCs w:val="20"/>
+              </w:rPr>
+              <w:br/>
+              <w:t xml:space="preserve"/>
+            </w:r>
+            <w:r>
+              <w:rPr>
+                <w:rFonts w:ascii="Arial" w:cs="Arial" w:eastAsia="Arial" w:hAnsi="Arial"/>
+                <w:sz w:val="20"/>
+                <w:szCs w:val="20"/>
+              </w:rPr>
+              <w:br/>
+              <w:t xml:space="preserve"/>
+            </w:r>
+            <w:r>
+              <w:rPr>
+                <w:rFonts w:ascii="Arial" w:cs="Arial" w:eastAsia="Arial" w:hAnsi="Arial"/>
+                <w:b w:val="false"/>
+                <w:bCs w:val="false"/>
+                <w:i/>
+                <w:iCs/>
+                <w:color w:val="555555"/>
+                <w:sz w:val="20"/>
+                <w:szCs w:val="20"/>
+              </w:rPr>
+              <w:t xml:space="preserve">→ 3–2–1: Name 3 things learned, 2 new vocab words, 1 question you still have.</w:t>
             </w:r>
           </w:p>
         </w:tc>
@@ -1194,7 +2012,7 @@
                 <w:sz w:val="18"/>
                 <w:szCs w:val="18"/>
               </w:rPr>
-              <w:t xml:space="preserve"># Example: Temperature Converter following 5-step process</w:t>
+              <w:t xml:space="preserve">fahrenheit = float(input("Enter temperature (°F): "))</w:t>
             </w:r>
           </w:p>
           <w:p>
@@ -1207,7 +2025,7 @@
                 <w:sz w:val="18"/>
                 <w:szCs w:val="18"/>
               </w:rPr>
-              <w:t xml:space="preserve"> </w:t>
+              <w:t xml:space="preserve">celsius = (fahrenheit - 32) * 5 / 9</w:t>
             </w:r>
           </w:p>
           <w:p>
@@ -1220,7 +2038,7 @@
                 <w:sz w:val="18"/>
                 <w:szCs w:val="18"/>
               </w:rPr>
-              <w:t xml:space="preserve"># Step 1: Define</w:t>
+              <w:t xml:space="preserve">celsius_rounded = round(celsius, 1)</w:t>
             </w:r>
           </w:p>
           <w:p>
@@ -1233,306 +2051,7 @@
                 <w:sz w:val="18"/>
                 <w:szCs w:val="18"/>
               </w:rPr>
-              <w:t xml:space="preserve"># Input: temperature in Fahrenheit</w:t>
-            </w:r>
-          </w:p>
-          <w:p>
-            <w:pPr>
-              <w:spacing w:after="20"/>
-            </w:pPr>
-            <w:r>
-              <w:rPr>
-                <w:rFonts w:ascii="Courier New" w:cs="Courier New" w:eastAsia="Courier New" w:hAnsi="Courier New"/>
-                <w:sz w:val="18"/>
-                <w:szCs w:val="18"/>
-              </w:rPr>
-              <w:t xml:space="preserve"># Output: temperature in Celsius</w:t>
-            </w:r>
-          </w:p>
-          <w:p>
-            <w:pPr>
-              <w:spacing w:after="20"/>
-            </w:pPr>
-            <w:r>
-              <w:rPr>
-                <w:rFonts w:ascii="Courier New" w:cs="Courier New" w:eastAsia="Courier New" w:hAnsi="Courier New"/>
-                <w:sz w:val="18"/>
-                <w:szCs w:val="18"/>
-              </w:rPr>
-              <w:t xml:space="preserve"># Formula: C = (F - 32) × 5/9</w:t>
-            </w:r>
-          </w:p>
-          <w:p>
-            <w:pPr>
-              <w:spacing w:after="20"/>
-            </w:pPr>
-            <w:r>
-              <w:rPr>
-                <w:rFonts w:ascii="Courier New" w:cs="Courier New" w:eastAsia="Courier New" w:hAnsi="Courier New"/>
-                <w:sz w:val="18"/>
-                <w:szCs w:val="18"/>
-              </w:rPr>
-              <w:t xml:space="preserve"> </w:t>
-            </w:r>
-          </w:p>
-          <w:p>
-            <w:pPr>
-              <w:spacing w:after="20"/>
-            </w:pPr>
-            <w:r>
-              <w:rPr>
-                <w:rFonts w:ascii="Courier New" w:cs="Courier New" w:eastAsia="Courier New" w:hAnsi="Courier New"/>
-                <w:sz w:val="18"/>
-                <w:szCs w:val="18"/>
-              </w:rPr>
-              <w:t xml:space="preserve"># Step 2: Plan (pseudocode):</w:t>
-            </w:r>
-          </w:p>
-          <w:p>
-            <w:pPr>
-              <w:spacing w:after="20"/>
-            </w:pPr>
-            <w:r>
-              <w:rPr>
-                <w:rFonts w:ascii="Courier New" w:cs="Courier New" w:eastAsia="Courier New" w:hAnsi="Courier New"/>
-                <w:sz w:val="18"/>
-                <w:szCs w:val="18"/>
-              </w:rPr>
-              <w:t xml:space="preserve"># a) Ask user for Fahrenheit temperature</w:t>
-            </w:r>
-          </w:p>
-          <w:p>
-            <w:pPr>
-              <w:spacing w:after="20"/>
-            </w:pPr>
-            <w:r>
-              <w:rPr>
-                <w:rFonts w:ascii="Courier New" w:cs="Courier New" w:eastAsia="Courier New" w:hAnsi="Courier New"/>
-                <w:sz w:val="18"/>
-                <w:szCs w:val="18"/>
-              </w:rPr>
-              <w:t xml:space="preserve"># b) Convert using formula</w:t>
-            </w:r>
-          </w:p>
-          <w:p>
-            <w:pPr>
-              <w:spacing w:after="20"/>
-            </w:pPr>
-            <w:r>
-              <w:rPr>
-                <w:rFonts w:ascii="Courier New" w:cs="Courier New" w:eastAsia="Courier New" w:hAnsi="Courier New"/>
-                <w:sz w:val="18"/>
-                <w:szCs w:val="18"/>
-              </w:rPr>
-              <w:t xml:space="preserve"># c) Round to 1 decimal place</w:t>
-            </w:r>
-          </w:p>
-          <w:p>
-            <w:pPr>
-              <w:spacing w:after="20"/>
-            </w:pPr>
-            <w:r>
-              <w:rPr>
-                <w:rFonts w:ascii="Courier New" w:cs="Courier New" w:eastAsia="Courier New" w:hAnsi="Courier New"/>
-                <w:sz w:val="18"/>
-                <w:szCs w:val="18"/>
-              </w:rPr>
-              <w:t xml:space="preserve"># d) Display result with units</w:t>
-            </w:r>
-          </w:p>
-          <w:p>
-            <w:pPr>
-              <w:spacing w:after="20"/>
-            </w:pPr>
-            <w:r>
-              <w:rPr>
-                <w:rFonts w:ascii="Courier New" w:cs="Courier New" w:eastAsia="Courier New" w:hAnsi="Courier New"/>
-                <w:sz w:val="18"/>
-                <w:szCs w:val="18"/>
-              </w:rPr>
-              <w:t xml:space="preserve"> </w:t>
-            </w:r>
-          </w:p>
-          <w:p>
-            <w:pPr>
-              <w:spacing w:after="20"/>
-            </w:pPr>
-            <w:r>
-              <w:rPr>
-                <w:rFonts w:ascii="Courier New" w:cs="Courier New" w:eastAsia="Courier New" w:hAnsi="Courier New"/>
-                <w:sz w:val="18"/>
-                <w:szCs w:val="18"/>
-              </w:rPr>
-              <w:t xml:space="preserve"># Step 3: Code</w:t>
-            </w:r>
-          </w:p>
-          <w:p>
-            <w:pPr>
-              <w:spacing w:after="20"/>
-            </w:pPr>
-            <w:r>
-              <w:rPr>
-                <w:rFonts w:ascii="Courier New" w:cs="Courier New" w:eastAsia="Courier New" w:hAnsi="Courier New"/>
-                <w:sz w:val="18"/>
-                <w:szCs w:val="18"/>
-              </w:rPr>
-              <w:t xml:space="preserve">fahrenheit = float(input("Enter temperature (°F): "))</w:t>
-            </w:r>
-          </w:p>
-          <w:p>
-            <w:pPr>
-              <w:spacing w:after="20"/>
-            </w:pPr>
-            <w:r>
-              <w:rPr>
-                <w:rFonts w:ascii="Courier New" w:cs="Courier New" w:eastAsia="Courier New" w:hAnsi="Courier New"/>
-                <w:sz w:val="18"/>
-                <w:szCs w:val="18"/>
-              </w:rPr>
-              <w:t xml:space="preserve">celsius = (fahrenheit - 32) * 5 / 9</w:t>
-            </w:r>
-          </w:p>
-          <w:p>
-            <w:pPr>
-              <w:spacing w:after="20"/>
-            </w:pPr>
-            <w:r>
-              <w:rPr>
-                <w:rFonts w:ascii="Courier New" w:cs="Courier New" w:eastAsia="Courier New" w:hAnsi="Courier New"/>
-                <w:sz w:val="18"/>
-                <w:szCs w:val="18"/>
-              </w:rPr>
-              <w:t xml:space="preserve">celsius_rounded = round(celsius, 1)</w:t>
-            </w:r>
-          </w:p>
-          <w:p>
-            <w:pPr>
-              <w:spacing w:after="20"/>
-            </w:pPr>
-            <w:r>
-              <w:rPr>
-                <w:rFonts w:ascii="Courier New" w:cs="Courier New" w:eastAsia="Courier New" w:hAnsi="Courier New"/>
-                <w:sz w:val="18"/>
-                <w:szCs w:val="18"/>
-              </w:rPr>
               <w:t xml:space="preserve">print(f"{fahrenheit}°F = {celsius_rounded}°C")</w:t>
-            </w:r>
-          </w:p>
-          <w:p>
-            <w:pPr>
-              <w:spacing w:after="20"/>
-            </w:pPr>
-            <w:r>
-              <w:rPr>
-                <w:rFonts w:ascii="Courier New" w:cs="Courier New" w:eastAsia="Courier New" w:hAnsi="Courier New"/>
-                <w:sz w:val="18"/>
-                <w:szCs w:val="18"/>
-              </w:rPr>
-              <w:t xml:space="preserve"> </w:t>
-            </w:r>
-          </w:p>
-          <w:p>
-            <w:pPr>
-              <w:spacing w:after="20"/>
-            </w:pPr>
-            <w:r>
-              <w:rPr>
-                <w:rFonts w:ascii="Courier New" w:cs="Courier New" w:eastAsia="Courier New" w:hAnsi="Courier New"/>
-                <w:sz w:val="18"/>
-                <w:szCs w:val="18"/>
-              </w:rPr>
-              <w:t xml:space="preserve"># Step 4: Test</w:t>
-            </w:r>
-          </w:p>
-          <w:p>
-            <w:pPr>
-              <w:spacing w:after="20"/>
-            </w:pPr>
-            <w:r>
-              <w:rPr>
-                <w:rFonts w:ascii="Courier New" w:cs="Courier New" w:eastAsia="Courier New" w:hAnsi="Courier New"/>
-                <w:sz w:val="18"/>
-                <w:szCs w:val="18"/>
-              </w:rPr>
-              <w:t xml:space="preserve"># Test cases:</w:t>
-            </w:r>
-          </w:p>
-          <w:p>
-            <w:pPr>
-              <w:spacing w:after="20"/>
-            </w:pPr>
-            <w:r>
-              <w:rPr>
-                <w:rFonts w:ascii="Courier New" w:cs="Courier New" w:eastAsia="Courier New" w:hAnsi="Courier New"/>
-                <w:sz w:val="18"/>
-                <w:szCs w:val="18"/>
-              </w:rPr>
-              <w:t xml:space="preserve"># - 32°F should be 0°C ✓</w:t>
-            </w:r>
-          </w:p>
-          <w:p>
-            <w:pPr>
-              <w:spacing w:after="20"/>
-            </w:pPr>
-            <w:r>
-              <w:rPr>
-                <w:rFonts w:ascii="Courier New" w:cs="Courier New" w:eastAsia="Courier New" w:hAnsi="Courier New"/>
-                <w:sz w:val="18"/>
-                <w:szCs w:val="18"/>
-              </w:rPr>
-              <w:t xml:space="preserve"># - 212°F should be 100°C ✓</w:t>
-            </w:r>
-          </w:p>
-          <w:p>
-            <w:pPr>
-              <w:spacing w:after="20"/>
-            </w:pPr>
-            <w:r>
-              <w:rPr>
-                <w:rFonts w:ascii="Courier New" w:cs="Courier New" w:eastAsia="Courier New" w:hAnsi="Courier New"/>
-                <w:sz w:val="18"/>
-                <w:szCs w:val="18"/>
-              </w:rPr>
-              <w:t xml:space="preserve"># - 68°F should be 20°C ✓</w:t>
-            </w:r>
-          </w:p>
-          <w:p>
-            <w:pPr>
-              <w:spacing w:after="20"/>
-            </w:pPr>
-            <w:r>
-              <w:rPr>
-                <w:rFonts w:ascii="Courier New" w:cs="Courier New" w:eastAsia="Courier New" w:hAnsi="Courier New"/>
-                <w:sz w:val="18"/>
-                <w:szCs w:val="18"/>
-              </w:rPr>
-              <w:t xml:space="preserve"> </w:t>
-            </w:r>
-          </w:p>
-          <w:p>
-            <w:pPr>
-              <w:spacing w:after="20"/>
-            </w:pPr>
-            <w:r>
-              <w:rPr>
-                <w:rFonts w:ascii="Courier New" w:cs="Courier New" w:eastAsia="Courier New" w:hAnsi="Courier New"/>
-                <w:sz w:val="18"/>
-                <w:szCs w:val="18"/>
-              </w:rPr>
-              <w:t xml:space="preserve"># Step 5: Refine</w:t>
-            </w:r>
-          </w:p>
-          <w:p>
-            <w:pPr>
-              <w:spacing w:after="20"/>
-            </w:pPr>
-            <w:r>
-              <w:rPr>
-                <w:rFonts w:ascii="Courier New" w:cs="Courier New" w:eastAsia="Courier New" w:hAnsi="Courier New"/>
-                <w:sz w:val="18"/>
-                <w:szCs w:val="18"/>
-              </w:rPr>
-              <w:t xml:space="preserve"># Code looks good, clear variable names, good comments</w:t>
             </w:r>
           </w:p>
         </w:tc>
@@ -1586,7 +2105,7 @@
                 <w:sz w:val="18"/>
                 <w:szCs w:val="18"/>
               </w:rPr>
-              <w:t xml:space="preserve"># Problem 1 Example</w:t>
+              <w:t xml:space="preserve">celsius = float(input("Celsius: "))</w:t>
             </w:r>
           </w:p>
           <w:p>
@@ -1599,7 +2118,7 @@
                 <w:sz w:val="18"/>
                 <w:szCs w:val="18"/>
               </w:rPr>
-              <w:t xml:space="preserve"># Step 1 - Define: Convert C to F using F = C × 9/5 + 32</w:t>
+              <w:t xml:space="preserve">fahrenheit = celsius * 9/5 + 32</w:t>
             </w:r>
           </w:p>
           <w:p>
@@ -1612,7 +2131,7 @@
                 <w:sz w:val="18"/>
                 <w:szCs w:val="18"/>
               </w:rPr>
-              <w:t xml:space="preserve"># Step 2 - Plan: Ask for C, apply formula, display F</w:t>
+              <w:t xml:space="preserve">print(f"{celsius}°C = {fahrenheit:.1f}°F")</w:t>
             </w:r>
           </w:p>
           <w:p>
@@ -1625,7 +2144,7 @@
                 <w:sz w:val="18"/>
                 <w:szCs w:val="18"/>
               </w:rPr>
-              <w:t xml:space="preserve"># Step 3 - Code:</w:t>
+              <w:t xml:space="preserve"> </w:t>
             </w:r>
           </w:p>
           <w:p>
@@ -1638,7 +2157,7 @@
                 <w:sz w:val="18"/>
                 <w:szCs w:val="18"/>
               </w:rPr>
-              <w:t xml:space="preserve">celsius = float(input("Celsius: "))</w:t>
+              <w:t xml:space="preserve"> </w:t>
             </w:r>
           </w:p>
           <w:p>
@@ -1651,7 +2170,7 @@
                 <w:sz w:val="18"/>
                 <w:szCs w:val="18"/>
               </w:rPr>
-              <w:t xml:space="preserve">fahrenheit = celsius * 9/5 + 32</w:t>
+              <w:t xml:space="preserve"> </w:t>
             </w:r>
           </w:p>
           <w:p>
@@ -1664,7 +2183,7 @@
                 <w:sz w:val="18"/>
                 <w:szCs w:val="18"/>
               </w:rPr>
-              <w:t xml:space="preserve">print(f"{celsius}°C = {fahrenheit:.1f}°F")</w:t>
+              <w:t xml:space="preserve"> </w:t>
             </w:r>
           </w:p>
           <w:p>
@@ -1677,7 +2196,7 @@
                 <w:sz w:val="18"/>
                 <w:szCs w:val="18"/>
               </w:rPr>
-              <w:t xml:space="preserve"># Step 4 - Test: 0°C = 32°F ✓</w:t>
+              <w:t xml:space="preserve"> </w:t>
             </w:r>
           </w:p>
           <w:p>
@@ -1690,59 +2209,7 @@
                 <w:sz w:val="18"/>
                 <w:szCs w:val="18"/>
               </w:rPr>
-              <w:t xml:space="preserve"># Step 5 - Refine: Code is clear and correct</w:t>
-            </w:r>
-          </w:p>
-          <w:p>
-            <w:pPr>
-              <w:spacing w:after="20"/>
-            </w:pPr>
-            <w:r>
-              <w:rPr>
-                <w:rFonts w:ascii="Courier New" w:cs="Courier New" w:eastAsia="Courier New" w:hAnsi="Courier New"/>
-                <w:sz w:val="18"/>
-                <w:szCs w:val="18"/>
-              </w:rPr>
               <w:t xml:space="preserve"> </w:t>
-            </w:r>
-          </w:p>
-          <w:p>
-            <w:pPr>
-              <w:spacing w:after="20"/>
-            </w:pPr>
-            <w:r>
-              <w:rPr>
-                <w:rFonts w:ascii="Courier New" w:cs="Courier New" w:eastAsia="Courier New" w:hAnsi="Courier New"/>
-                <w:sz w:val="18"/>
-                <w:szCs w:val="18"/>
-              </w:rPr>
-              <w:t xml:space="preserve"># Problem 2 Example</w:t>
-            </w:r>
-          </w:p>
-          <w:p>
-            <w:pPr>
-              <w:spacing w:after="20"/>
-            </w:pPr>
-            <w:r>
-              <w:rPr>
-                <w:rFonts w:ascii="Courier New" w:cs="Courier New" w:eastAsia="Courier New" w:hAnsi="Courier New"/>
-                <w:sz w:val="18"/>
-                <w:szCs w:val="18"/>
-              </w:rPr>
-              <w:t xml:space="preserve"># Step 1 - Define: Calculate total savings</w:t>
-            </w:r>
-          </w:p>
-          <w:p>
-            <w:pPr>
-              <w:spacing w:after="20"/>
-            </w:pPr>
-            <w:r>
-              <w:rPr>
-                <w:rFonts w:ascii="Courier New" w:cs="Courier New" w:eastAsia="Courier New" w:hAnsi="Courier New"/>
-                <w:sz w:val="18"/>
-                <w:szCs w:val="18"/>
-              </w:rPr>
-              <w:t xml:space="preserve"># Step 2 - Plan: Get inputs, multiply monthly by count, add to principal</w:t>
             </w:r>
           </w:p>
           <w:p>

--- a/Coding 1 - year/Unit 1 - Intro to Programming/Daily Lesson Plans/Word/Day 16.docx
+++ b/Coding 1 - year/Unit 1 - Intro to Programming/Daily Lesson Plans/Word/Day 16.docx
@@ -380,7 +380,7 @@
                 <w:sz w:val="20"/>
                 <w:szCs w:val="20"/>
               </w:rPr>
-              <w:t xml:space="preserve">    What do you already know about how to apply the 5-step software development process to plan and code programs?</w:t>
+              <w:t xml:space="preserve">    Have you ever used the 5-step software development process before? Where might the 5-step software development process be useful in a real program?</w:t>
             </w:r>
             <w:r>
               <w:rPr>
@@ -411,7 +411,7 @@
                 <w:sz w:val="20"/>
                 <w:szCs w:val="20"/>
               </w:rPr>
-              <w:t xml:space="preserve">Today's Goal: By the end of class you will be able to apply the 5-step software development process to plan and code programs.</w:t>
+              <w:t xml:space="preserve">Today’s Goal: By the end of class you will be able to apply the 5-step software development process to plan and code programs.</w:t>
             </w:r>
             <w:r>
               <w:rPr>
@@ -1322,7 +1322,7 @@
                 <w:sz w:val="20"/>
                 <w:szCs w:val="20"/>
               </w:rPr>
-              <w:t xml:space="preserve">Quick Check: Apply the 5-step software development process to plan and code programs?</w:t>
+              <w:t xml:space="preserve">Write the key syntax or steps for using the 5-step software development process. What's one mistake beginners commonly make?</w:t>
             </w:r>
             <w:r>
               <w:rPr>
